--- a/Interview_Prep_Guide_Builder_User_Guide.docx
+++ b/Interview_Prep_Guide_Builder_User_Guide.docx
@@ -77,7 +77,7 @@
         <w:t xml:space="preserve"> </w:t>
       </w:r>
       <w:r>
-        <w:t xml:space="preserve">August 12, 2026</w:t>
+        <w:t xml:space="preserve">August 12, 2026 (Objection Reframing section and the worry-areas field updated August 17, 2026)</w:t>
       </w:r>
     </w:p>
     <w:p>
@@ -205,7 +205,7 @@
         <w:pStyle w:val="FirstParagraph"/>
       </w:pPr>
       <w:r>
-        <w:t xml:space="preserve">The Target Company Prompt Builder researches and ranks companies. The Job Posting Finder checks who’s actively hiring. Resume &amp; Cover Letter Tailoring fits your documents to a specific posting. Outreach Message Builder drafts your outreach. This tool picks up once you’ve actually landed an interview — the stage none of the others cover. Afterward, the specific things you actually discuss become the Context Notes for a genuinely grounded thank-you message back in the Outreach Message Builder.</w:t>
+        <w:t xml:space="preserve">Not sure what to target yet? Career Path Discovery Prompt Builder is the step before all of this. Once you know your direction: the Target Company Prompt Builder researches and ranks companies. The Job Posting Finder checks who’s actively hiring. Resume &amp; Cover Letter Tailoring fits your documents to a specific posting. Outreach Message Builder drafts your outreach. This tool picks up once you’ve actually landed an interview — the stage none of the others cover. Afterward, the specific things you actually discuss become the Context Notes for a genuinely grounded thank-you message back in the Outreach Message Builder.</w:t>
       </w:r>
     </w:p>
     <w:bookmarkEnd w:id="22"/>
@@ -476,19 +476,19 @@
               <w:jc w:val="left"/>
             </w:pPr>
             <w:r>
-              <w:t xml:space="preserve">Areas you’re less confident about (optional)</w:t>
-            </w:r>
-          </w:p>
-        </w:tc>
-        <w:tc>
-          <w:tcPr/>
-          <w:p>
-            <w:pPr>
-              <w:pStyle w:val="Compact"/>
-              <w:jc w:val="left"/>
-            </w:pPr>
-            <w:r>
-              <w:t xml:space="preserve">A gap, a pivot, a tool named in the JD you’re light on — naming these directly gets you real prep for the question you’re actually worried about.</w:t>
+              <w:t xml:space="preserve">Things you’re worried a hiring manager will hold against you (optional)</w:t>
+            </w:r>
+          </w:p>
+        </w:tc>
+        <w:tc>
+          <w:tcPr/>
+          <w:p>
+            <w:pPr>
+              <w:pStyle w:val="Compact"/>
+              <w:jc w:val="left"/>
+            </w:pPr>
+            <w:r>
+              <w:t xml:space="preserve">A gap, a career pivot, several short tenures, being overqualified, a tool named in the JD you’re light on. These get built into a dedicated Objection Reframing section, not just noted in passing — naming the actual thing gets you real, specific talking points instead of generic prep.</w:t>
             </w:r>
           </w:p>
         </w:tc>
@@ -710,6 +710,28 @@
           <w:bCs/>
           <w:b/>
         </w:rPr>
+        <w:t xml:space="preserve">Objection Reframing</w:t>
+      </w:r>
+      <w:r>
+        <w:t xml:space="preserve"> </w:t>
+      </w:r>
+      <w:r>
+        <w:t xml:space="preserve">— if you named specific worries, a short, honest, spoken-ready way to address each one if it comes up: 2-3 sentences per concern, framed as neutral or as a genuine advantage wherever your actual background supports that — never spin, never a fabricated accomplishment used to explain a concern away. If you left the field blank, general guidance on reframing common concerns (industry breadth, short tenures, a pivot, overqualification) instead.</w:t>
+      </w:r>
+    </w:p>
+    <w:p>
+      <w:pPr>
+        <w:numPr>
+          <w:ilvl w:val="0"/>
+          <w:numId w:val="1003"/>
+        </w:numPr>
+        <w:pStyle w:val="Compact"/>
+      </w:pPr>
+      <w:r>
+        <w:rPr>
+          <w:bCs/>
+          <w:b/>
+        </w:rPr>
         <w:t xml:space="preserve">The Salary Question</w:t>
       </w:r>
       <w:r>
@@ -938,6 +960,28 @@
           <w:bCs/>
           <w:b/>
         </w:rPr>
+        <w:t xml:space="preserve">Objection Reframing</w:t>
+      </w:r>
+      <w:r>
+        <w:t xml:space="preserve"> </w:t>
+      </w:r>
+      <w:r>
+        <w:t xml:space="preserve">— if you named specific worries, a short, honest, spoken-ready way to address each one if it comes up: 2-3 sentences per concern, framed as neutral or as a genuine advantage wherever your actual background supports that — never spin, never a fabricated accomplishment used to explain a concern away. If you left the field blank, general guidance on reframing common concerns (industry breadth, short tenures, a pivot, overqualification) instead.</w:t>
+      </w:r>
+    </w:p>
+    <w:p>
+      <w:pPr>
+        <w:numPr>
+          <w:ilvl w:val="0"/>
+          <w:numId w:val="1005"/>
+        </w:numPr>
+        <w:pStyle w:val="Compact"/>
+      </w:pPr>
+      <w:r>
+        <w:rPr>
+          <w:bCs/>
+          <w:b/>
+        </w:rPr>
         <w:t xml:space="preserve">Interviewer Research</w:t>
       </w:r>
       <w:r>
@@ -1147,7 +1191,7 @@
         <w:pStyle w:val="FirstParagraph"/>
       </w:pPr>
       <w:r>
-        <w:t xml:space="preserve">Builds: Company &amp; Role Snapshot, Resume-to-JD Gap Map, Interviewer Research (or a plain statement that it’s skipped if no names given), Likely Questions across the same four categories, Story Scaffolding via STAR, Questions to Ask Them, and a Logistics Checklist.</w:t>
+        <w:t xml:space="preserve">Builds: Company &amp; Role Snapshot, Resume-to-JD Gap Map, Objection Reframing (grounded in your named worries, or general guidance if you left that field blank), Interviewer Research (or a plain statement that it’s skipped if no names given), Likely Questions across the same four categories, Story Scaffolding via STAR, Questions to Ask Them, and a Logistics Checklist.</w:t>
       </w:r>
     </w:p>
     <w:bookmarkEnd w:id="31"/>
@@ -1550,6 +1594,32 @@
             </w:pPr>
             <w:r>
               <w:t xml:space="preserve">That’s an expected, honest outcome, not a bug — the guide falls back to role-based prep rather than inventing detail about a real person.</w:t>
+            </w:r>
+          </w:p>
+        </w:tc>
+      </w:tr>
+      <w:tr>
+        <w:tc>
+          <w:tcPr/>
+          <w:p>
+            <w:pPr>
+              <w:pStyle w:val="Compact"/>
+              <w:jc w:val="left"/>
+            </w:pPr>
+            <w:r>
+              <w:t xml:space="preserve">The objection reframing feels generic</w:t>
+            </w:r>
+          </w:p>
+        </w:tc>
+        <w:tc>
+          <w:tcPr/>
+          <w:p>
+            <w:pPr>
+              <w:pStyle w:val="Compact"/>
+              <w:jc w:val="left"/>
+            </w:pPr>
+            <w:r>
+              <w:t xml:space="preserve">Name the specific thing you’re actually worried about in the field, rather than leaving it blank — a named concern gets a grounded, specific reframe; a blank field only gets general guidance.</w:t>
             </w:r>
           </w:p>
         </w:tc>
@@ -2036,9 +2106,9 @@
       <w:keepNext/>
       <w:keepLines/>
       <w:spacing w:after="240" w:before="480"/>
+      <w:jc w:val="center"/>
     </w:pPr>
     <w:rPr>
-      <w:color w:val="0F2D3D"/>
       <w:rFonts w:asciiTheme="majorHAnsi" w:cstheme="majorBidi" w:eastAsiaTheme="majorEastAsia" w:hAnsiTheme="majorHAnsi"/>
       <w:b/>
       <w:bCs/>
@@ -2138,7 +2208,6 @@
       <w:outlineLvl w:val="0"/>
     </w:pPr>
     <w:rPr>
-      <w:color w:val="1B6FA8"/>
       <w:rFonts w:asciiTheme="majorHAnsi" w:cstheme="majorBidi" w:eastAsiaTheme="majorEastAsia" w:hAnsiTheme="majorHAnsi"/>
       <w:b/>
       <w:bCs/>
@@ -2161,7 +2230,6 @@
       <w:outlineLvl w:val="1"/>
     </w:pPr>
     <w:rPr>
-      <w:color w:val="1B6FA8"/>
       <w:rFonts w:asciiTheme="majorHAnsi" w:cstheme="majorBidi" w:eastAsiaTheme="majorEastAsia" w:hAnsiTheme="majorHAnsi"/>
       <w:b/>
       <w:bCs/>
@@ -2184,7 +2252,6 @@
       <w:outlineLvl w:val="2"/>
     </w:pPr>
     <w:rPr>
-      <w:color w:val="0F9B8E"/>
       <w:rFonts w:asciiTheme="majorHAnsi" w:cstheme="majorBidi" w:eastAsiaTheme="majorEastAsia" w:hAnsiTheme="majorHAnsi"/>
       <w:b/>
       <w:bCs/>
@@ -2349,14 +2416,6 @@
     <w:qFormat/>
     <w:tblPr>
       <w:tblInd w:type="dxa" w:w="0"/>
-      <w:tblBorders>
-        <w:top w:color="D7E0E5" w:space="0" w:sz="4" w:val="single"/>
-        <w:left w:color="D7E0E5" w:space="0" w:sz="4" w:val="single"/>
-        <w:bottom w:color="D7E0E5" w:space="0" w:sz="4" w:val="single"/>
-        <w:right w:color="D7E0E5" w:space="0" w:sz="4" w:val="single"/>
-        <w:insideH w:color="D7E0E5" w:space="0" w:sz="4" w:val="single"/>
-        <w:insideV w:color="D7E0E5" w:space="0" w:sz="4" w:val="single"/>
-      </w:tblBorders>
       <w:tblCellMar>
         <w:top w:type="dxa" w:w="0"/>
         <w:left w:type="dxa" w:w="108"/>
@@ -2372,12 +2431,7 @@
       <w:trPr>
         <w:jc w:val="left"/>
       </w:trPr>
-      <w:rPr>
-        <w:b/>
-        <w:color w:val="FFFFFF"/>
-      </w:rPr>
       <w:tcPr>
-        <w:shd w:color="auto" w:fill="0F2D3D" w:val="clear"/>
         <w:vAlign w:val="bottom"/>
         <w:tcBorders>
           <w:bottom w:val="single"/>
